--- a/licao-0b.docx
+++ b/licao-0b.docx
@@ -14,21 +14,6 @@
           <w:b/>
           <w:bCs/>
         </w:rPr>
-        <w:t>LIÇÃO ZERO-B</w:t>
-      </w:r>
-    </w:p>
-    <w:p>
-      <w:pPr>
-        <w:rPr>
-          <w:b/>
-          <w:bCs/>
-        </w:rPr>
-      </w:pPr>
-      <w:r>
-        <w:rPr>
-          <w:b/>
-          <w:bCs/>
-        </w:rPr>
         <w:t>O Conhecimento Suficiente</w:t>
       </w:r>
     </w:p>
@@ -74,15 +59,12 @@
     </w:p>
     <w:p>
       <w:r>
-        <w:t xml:space="preserve">Existe um ponto onde muita gente tropeça. Ao longo da caminhada, é possível olhar para trás e perceber que parte do que foi ensinado sobre Deus estava errado. Que certas imagens que você guardou de Deus desde criança não correspondem ao Pai revelado por Jesus. Que algumas coisas nas quais você </w:t>
-      </w:r>
+        <w:t>Existe um ponto onde muita gente tropeça. Ao longo da caminhada, é possível olhar para trás e perceber que parte do que foi ensinado sobre Deus estava errado. Que certas imagens que você guardou de Deus desde criança não correspondem ao Pai revelado por Jesus. Que algumas coisas nas quais você acreditou com sinceridade foram ensinadas de forma equivocada, ou usadas para produzir medo onde deveria haver amor.</w:t>
+      </w:r>
+    </w:p>
+    <w:p>
       <w:r>
         <w:lastRenderedPageBreak/>
-        <w:t>acreditou com sinceridade foram ensinadas de forma equivocada, ou usadas para produzir medo onde deveria haver amor.</w:t>
-      </w:r>
-    </w:p>
-    <w:p>
-      <w:r>
         <w:t>Reconhecer isso não é uma crise de fé. É o início de uma fé mais real.</w:t>
       </w:r>
     </w:p>
@@ -734,6 +716,7 @@
   <w:style w:type="character" w:default="1" w:styleId="Fontepargpadro">
     <w:name w:val="Default Paragraph Font"/>
     <w:uiPriority w:val="1"/>
+    <w:semiHidden/>
     <w:unhideWhenUsed/>
   </w:style>
   <w:style w:type="table" w:default="1" w:styleId="Tabelanormal">
